--- a/AIguidance.docx
+++ b/AIguidance.docx
@@ -36,10 +36,22 @@
         <w:t xml:space="preserve"> AI</w:t>
       </w:r>
       <w:r>
-        <w:t xml:space="preserve"> when appropriate. This is analogous to practicing basketball shots, etc. You can’t be </w:t>
-      </w:r>
-      <w:r>
-        <w:t>great</w:t>
+        <w:t xml:space="preserve"> when appropriate. This is analogous to practicing</w:t>
+      </w:r>
+      <w:r>
+        <w:t xml:space="preserve"> at</w:t>
+      </w:r>
+      <w:r>
+        <w:t xml:space="preserve"> basketball, </w:t>
+      </w:r>
+      <w:r>
+        <w:t>or many other things</w:t>
+      </w:r>
+      <w:r>
+        <w:t xml:space="preserve">. You can’t be </w:t>
+      </w:r>
+      <w:r>
+        <w:t>your best</w:t>
       </w:r>
       <w:r>
         <w:t xml:space="preserve"> unless you practice.</w:t>
@@ -54,121 +66,239 @@
           <w:b/>
           <w:bCs/>
         </w:rPr>
-        <w:t xml:space="preserve">Key goal: </w:t>
-      </w:r>
-      <w:r>
-        <w:t>the ability to hit it out of the park and produce something more valuable than anyone else (i.e., than competitors)</w:t>
-      </w:r>
-      <w:r>
-        <w:t xml:space="preserve">, </w:t>
-      </w:r>
-      <w:r>
-        <w:t xml:space="preserve">which will </w:t>
-      </w:r>
-      <w:r>
-        <w:t xml:space="preserve">often </w:t>
-      </w:r>
-      <w:r>
-        <w:t xml:space="preserve">involve </w:t>
-      </w:r>
-      <w:r>
-        <w:t>u</w:t>
-      </w:r>
-      <w:r>
-        <w:t xml:space="preserve">sing AI </w:t>
-      </w:r>
-      <w:r>
-        <w:t>as</w:t>
-      </w:r>
-      <w:r>
-        <w:t xml:space="preserve"> appropriate</w:t>
-      </w:r>
-      <w:r>
-        <w:t>.</w:t>
-      </w:r>
-      <w:r>
-        <w:t xml:space="preserve"> Writing something valuable is one instance of this.</w:t>
-      </w:r>
-    </w:p>
-    <w:p>
-      <w:pPr>
-        <w:pStyle w:val="ListParagraph"/>
-        <w:numPr>
-          <w:ilvl w:val="0"/>
-          <w:numId w:val="2"/>
-        </w:numPr>
-        <w:spacing w:after="100" w:line="276" w:lineRule="auto"/>
-      </w:pPr>
+        <w:t>G</w:t>
+      </w:r>
       <w:r>
         <w:rPr>
           <w:b/>
           <w:bCs/>
         </w:rPr>
+        <w:t xml:space="preserve">oal: </w:t>
+      </w:r>
+      <w:r>
+        <w:t>the ability to hit it out of the park and produce something more valuable than anyone else (i.e., than competitors)</w:t>
+      </w:r>
+      <w:r>
+        <w:t xml:space="preserve">, </w:t>
+      </w:r>
+      <w:r>
+        <w:t xml:space="preserve">which will </w:t>
+      </w:r>
+      <w:r>
+        <w:t xml:space="preserve">often </w:t>
+      </w:r>
+      <w:r>
+        <w:t xml:space="preserve">involve </w:t>
+      </w:r>
+      <w:r>
+        <w:t>u</w:t>
+      </w:r>
+      <w:r>
+        <w:t xml:space="preserve">sing AI </w:t>
+      </w:r>
+      <w:r>
+        <w:t>as</w:t>
+      </w:r>
+      <w:r>
+        <w:t xml:space="preserve"> appropriate</w:t>
+      </w:r>
+      <w:r>
+        <w:t>.</w:t>
+      </w:r>
+      <w:r>
+        <w:t xml:space="preserve"> Writing something valuable is one instance of this.</w:t>
+      </w:r>
+    </w:p>
+    <w:p>
+      <w:pPr>
+        <w:pStyle w:val="ListParagraph"/>
+        <w:numPr>
+          <w:ilvl w:val="0"/>
+          <w:numId w:val="2"/>
+        </w:numPr>
+        <w:spacing w:after="100" w:line="276" w:lineRule="auto"/>
+      </w:pPr>
+      <w:r>
         <w:t>Note</w:t>
+      </w:r>
+      <w:r>
+        <w:t xml:space="preserve"> that</w:t>
+      </w:r>
+      <w:r>
+        <w:t xml:space="preserve"> </w:t>
+      </w:r>
+      <w:r>
+        <w:t>usually</w:t>
+      </w:r>
+      <w:r>
+        <w:t xml:space="preserve"> there will be no </w:t>
+      </w:r>
+      <w:r>
+        <w:t xml:space="preserve">rubric for </w:t>
+      </w:r>
+      <w:r>
+        <w:t>what you produce</w:t>
+      </w:r>
+      <w:r>
+        <w:t xml:space="preserve">, and oftentimes other people will not even be able to tell you ahead of time what </w:t>
+      </w:r>
+      <w:r>
+        <w:t>exactly is most</w:t>
+      </w:r>
+      <w:r>
+        <w:t xml:space="preserve"> valuable</w:t>
+      </w:r>
+      <w:r>
+        <w:t xml:space="preserve"> for you to produce</w:t>
+      </w:r>
+      <w:r>
+        <w:t>, let alone how to produce it. So a key skill is</w:t>
+      </w:r>
+      <w:r>
+        <w:t xml:space="preserve"> identifying,</w:t>
+      </w:r>
+      <w:r>
+        <w:t xml:space="preserve"> </w:t>
+      </w:r>
+      <w:r>
+        <w:t>creating</w:t>
+      </w:r>
+      <w:r>
+        <w:t>,</w:t>
+      </w:r>
+      <w:r>
+        <w:t xml:space="preserve"> and managing all that</w:t>
+      </w:r>
+      <w:r>
+        <w:t xml:space="preserve"> yourself.</w:t>
+      </w:r>
+    </w:p>
+    <w:p>
+      <w:pPr>
+        <w:pStyle w:val="Heading1"/>
+      </w:pPr>
+      <w:r>
+        <w:t>Keep in Mind</w:t>
+      </w:r>
+    </w:p>
+    <w:p>
+      <w:pPr>
+        <w:pStyle w:val="ListParagraph"/>
+        <w:numPr>
+          <w:ilvl w:val="0"/>
+          <w:numId w:val="3"/>
+        </w:numPr>
+        <w:spacing w:after="100" w:line="276" w:lineRule="auto"/>
+      </w:pPr>
+      <w:r>
+        <w:t>Make sure you disclose use of AI to the consumers of your product if it isn’t obvious. Don’t use AI if explicitly prohibited by regulations.</w:t>
+      </w:r>
+    </w:p>
+    <w:p>
+      <w:pPr>
+        <w:pStyle w:val="ListParagraph"/>
+        <w:numPr>
+          <w:ilvl w:val="0"/>
+          <w:numId w:val="3"/>
+        </w:numPr>
+        <w:spacing w:after="100" w:line="276" w:lineRule="auto"/>
+      </w:pPr>
+      <w:r>
+        <w:t xml:space="preserve">The wrong way to use AI is to give it a prompt, and then just accept whatever it gives you. Instead, a better model is: first </w:t>
+      </w:r>
+      <w:r>
+        <w:t xml:space="preserve">you </w:t>
+      </w:r>
+      <w:r>
+        <w:t>generate an initial prototype, then you review</w:t>
+      </w:r>
+      <w:r>
+        <w:t>, use AI,</w:t>
+      </w:r>
+      <w:r>
+        <w:t xml:space="preserve"> and iterate for a new improved prototype, and then similarly iterate many times for better and better versions</w:t>
+      </w:r>
+      <w:r>
+        <w:t xml:space="preserve"> (often by focusing AI on specific tasks that will lead to improvement)</w:t>
+      </w:r>
+      <w:r>
+        <w:t>, then continuing to iterate to optimize it.</w:t>
+      </w:r>
+      <w:r>
+        <w:t xml:space="preserve"> This applies to writing as well. Generally, you should do your own reading and thinking first, make a clear outline with a good logical structure, and then use AI to review, brainstorm, iterate, etc from there. </w:t>
+      </w:r>
+    </w:p>
+    <w:p>
+      <w:pPr>
+        <w:pStyle w:val="ListParagraph"/>
+        <w:numPr>
+          <w:ilvl w:val="0"/>
+          <w:numId w:val="3"/>
+        </w:numPr>
+        <w:spacing w:after="100" w:line="276" w:lineRule="auto"/>
+      </w:pPr>
+      <w:r>
+        <w:t xml:space="preserve">Important: You are the one responsible for the product, eg the written work that you produce. So it must be completely reviewed and verified by you. AI is just an eager assistant who is there to help you work on it efficiently. </w:t>
+      </w:r>
+      <w:r>
+        <w:t xml:space="preserve">Analogy: professors don’t have research assistants </w:t>
+      </w:r>
+      <w:r>
+        <w:t xml:space="preserve">to </w:t>
+      </w:r>
+      <w:r>
+        <w:t>tell them what to read</w:t>
+      </w:r>
+      <w:r>
+        <w:t xml:space="preserve"> – or to do all the reading and writing instead of the professor</w:t>
+      </w:r>
+      <w:r>
+        <w:t xml:space="preserve">. Instead, professors identify a clear logical structure for research based on </w:t>
+      </w:r>
+      <w:r>
+        <w:t>initial creative ideas and knowledge of</w:t>
+      </w:r>
+      <w:r>
+        <w:t xml:space="preserve"> key existing literature and a lot more, and then research assistants help to iterate from there; professors are ultimately responsible for ensuring the total integrity of all data, references, etc in anything they publish.</w:t>
+      </w:r>
+    </w:p>
+    <w:p>
+      <w:pPr>
+        <w:pStyle w:val="ListParagraph"/>
+        <w:numPr>
+          <w:ilvl w:val="0"/>
+          <w:numId w:val="3"/>
+        </w:numPr>
+        <w:spacing w:after="100" w:line="276" w:lineRule="auto"/>
+      </w:pPr>
+      <w:r>
+        <w:t xml:space="preserve">Critical Warning: AI Will Fabricate Sources. </w:t>
       </w:r>
       <w:r>
         <w:rPr>
           <w:b/>
           <w:bCs/>
         </w:rPr>
-        <w:t xml:space="preserve"> that</w:t>
+        <w:t xml:space="preserve">This is the single most important thing to understand about using AI for research and writing. </w:t>
+      </w:r>
+      <w:r>
+        <w:t xml:space="preserve">AI will confidently generate citations that do not exist — fake authors, fake titles, plausible-sounding journal names, convincing but fictional DOIs. It does this routinely, not rarely. It will present these fabrications with the same confidence it uses for real citations. </w:t>
       </w:r>
       <w:r>
         <w:rPr>
           <w:b/>
           <w:bCs/>
         </w:rPr>
-        <w:t xml:space="preserve"> </w:t>
-      </w:r>
-      <w:r>
-        <w:t xml:space="preserve">usually there will be no </w:t>
-      </w:r>
-      <w:r>
-        <w:t xml:space="preserve">rubric for </w:t>
-      </w:r>
-      <w:r>
-        <w:t>what you produce</w:t>
-      </w:r>
-      <w:r>
-        <w:t xml:space="preserve">, and oftentimes other people will not even be able to tell you ahead of time what </w:t>
-      </w:r>
-      <w:r>
-        <w:t>exactly is most</w:t>
-      </w:r>
-      <w:r>
-        <w:t xml:space="preserve"> valuable</w:t>
-      </w:r>
-      <w:r>
-        <w:t xml:space="preserve"> for you to produce</w:t>
-      </w:r>
-      <w:r>
-        <w:t>, let alone how to produce it. So a key skill is</w:t>
-      </w:r>
-      <w:r>
-        <w:t xml:space="preserve"> identifying,</w:t>
-      </w:r>
-      <w:r>
-        <w:t xml:space="preserve"> </w:t>
-      </w:r>
-      <w:r>
-        <w:t>creating</w:t>
-      </w:r>
-      <w:r>
-        <w:t>,</w:t>
-      </w:r>
-      <w:r>
-        <w:t xml:space="preserve"> and managing all that</w:t>
-      </w:r>
-      <w:r>
-        <w:t xml:space="preserve"> yourself.</w:t>
-      </w:r>
-    </w:p>
-    <w:p>
-      <w:pPr>
-        <w:pStyle w:val="Heading1"/>
-      </w:pPr>
-      <w:r>
-        <w:t>Keep in Mind</w:t>
+        <w:t xml:space="preserve">Rule: every single citation must be verified. </w:t>
+      </w:r>
+      <w:r>
+        <w:t>Click the link. Search for the title in Google Scholar. If you cannot find it, it very likely does not exist. Budget real time for this. Submitting fabricated references is worse than submitting no references at all — it signals that you did not actually engage</w:t>
+      </w:r>
+      <w:r>
+        <w:t>, understand, or do anything like an acceptable job</w:t>
+      </w:r>
+      <w:r>
+        <w:t>.</w:t>
       </w:r>
     </w:p>
     <w:p>
@@ -181,90 +311,53 @@
         <w:spacing w:after="100" w:line="276" w:lineRule="auto"/>
       </w:pPr>
       <w:r>
-        <w:t>Make sure you disclose use of AI to the consumers of your product if it isn’t obvious. Don’t use AI if explicitly prohibited by regulations.</w:t>
-      </w:r>
-    </w:p>
-    <w:p>
-      <w:pPr>
-        <w:pStyle w:val="ListParagraph"/>
-        <w:numPr>
-          <w:ilvl w:val="0"/>
-          <w:numId w:val="3"/>
-        </w:numPr>
-        <w:spacing w:after="100" w:line="276" w:lineRule="auto"/>
-      </w:pPr>
-      <w:r>
-        <w:t xml:space="preserve">The wrong way to use AI is to give it a prompt, and then just accept whatever it gives you. Instead, a better model is: first </w:t>
-      </w:r>
-      <w:r>
-        <w:t xml:space="preserve">you </w:t>
-      </w:r>
-      <w:r>
-        <w:t>generate an initial prototype, then you review</w:t>
-      </w:r>
-      <w:r>
-        <w:t>, use AI,</w:t>
-      </w:r>
-      <w:r>
-        <w:t xml:space="preserve"> and iterate for a new improved prototype, and then similarly iterate many times for better and better versions, then continuing to iterate to optimize it.</w:t>
-      </w:r>
-      <w:r>
-        <w:t xml:space="preserve"> This applies to writing as well. Generally, you should do your own reading and thinking first, make a clear outline with a good logical structure, and then use AI to review, brainstorm, iterate, etc from there. </w:t>
-      </w:r>
-    </w:p>
-    <w:p>
-      <w:pPr>
-        <w:pStyle w:val="ListParagraph"/>
-        <w:numPr>
-          <w:ilvl w:val="0"/>
-          <w:numId w:val="3"/>
-        </w:numPr>
-        <w:spacing w:after="100" w:line="276" w:lineRule="auto"/>
-      </w:pPr>
-      <w:r>
-        <w:t xml:space="preserve">Important: You are the one responsible for the product, eg the written work that you produce. So it must be completely reviewed and verified by you. AI is just an eager assistant who is there to help you work on it efficiently. </w:t>
-      </w:r>
-      <w:r>
-        <w:t>Analogy: professors don’t have research assistants tell them what to read, what to argue, and do 100% of the work. Instead, professors identify a clear logical structure for research based on knowledge of key existing literature and a lot more, and then research assistants help to iterate from there; professors are ultimately responsible for ensuring the total integrity of all data, references, etc in anything they publish.</w:t>
-      </w:r>
-    </w:p>
-    <w:p>
-      <w:pPr>
-        <w:pStyle w:val="ListParagraph"/>
-        <w:numPr>
-          <w:ilvl w:val="0"/>
-          <w:numId w:val="3"/>
-        </w:numPr>
-        <w:spacing w:after="100" w:line="276" w:lineRule="auto"/>
-      </w:pPr>
-      <w:r>
-        <w:t xml:space="preserve">Critical Warning: AI Will Fabricate Sources. </w:t>
+        <w:lastRenderedPageBreak/>
+        <w:t xml:space="preserve">A much better strategy than asking AI to find sources for you is to </w:t>
       </w:r>
       <w:r>
         <w:rPr>
           <w:b/>
           <w:bCs/>
         </w:rPr>
-        <w:t xml:space="preserve">This is the single most important thing to understand about using AI for research and writing. </w:t>
-      </w:r>
-      <w:r>
-        <w:t xml:space="preserve">AI will confidently generate citations that do not exist — fake authors, fake titles, plausible-sounding journal names, convincing but fictional DOIs. It does this routinely, not rarely. It will present these fabrications with the same confidence it uses for real citations. </w:t>
+        <w:t xml:space="preserve">give AI key initial sources that you identify yourself. </w:t>
+      </w:r>
+      <w:r>
+        <w:t xml:space="preserve">Upload actual PDFs of these sources and key passages into the conversation, and ask AI to help you analyze, compare, and synthesize that material. When AI works from text you’ve provided, it can’t fabricate what the source says — or at least, you can check immediately against the text. </w:t>
+      </w:r>
+    </w:p>
+    <w:p>
+      <w:pPr>
+        <w:pStyle w:val="ListParagraph"/>
+        <w:numPr>
+          <w:ilvl w:val="0"/>
+          <w:numId w:val="3"/>
+        </w:numPr>
+        <w:spacing w:after="100" w:line="276" w:lineRule="auto"/>
+      </w:pPr>
+      <w:r>
+        <w:t>It</w:t>
+      </w:r>
+      <w:r>
+        <w:t xml:space="preserve"> may be</w:t>
+      </w:r>
+      <w:r>
+        <w:t xml:space="preserve"> helpful to think of AI as 1,000 people working for you who are very energetic, </w:t>
+      </w:r>
+      <w:r>
+        <w:t xml:space="preserve">often do specific things well and very quickly, </w:t>
+      </w:r>
+      <w:r>
+        <w:t xml:space="preserve">but won’t do anything unless you explicitly tell them to. If you want them to do something non-obvious, you have to tell them what to do clearly enough that they will do what you want, and not misunderstand. You have to anticipate and identify what they haven’t understood or haven’t done correctly, and then get them to improve that until everything is done optimally. These workers also have a peculiar trait: </w:t>
       </w:r>
       <w:r>
         <w:rPr>
           <w:b/>
           <w:bCs/>
         </w:rPr>
-        <w:t xml:space="preserve">Rule: every single citation must be verified. </w:t>
-      </w:r>
-      <w:r>
-        <w:t>Click the link. Search for the title in Google Scholar. If you cannot find it, it very likely does not exist. Budget real time for this. Submitting fabricated references is worse than submitting no references at all — it signals that you did not actually engage</w:t>
-      </w:r>
-      <w:r>
-        <w:t>, understand, or do anything like an acceptable job</w:t>
-      </w:r>
-      <w:r>
-        <w:t>.</w:t>
+        <w:t>they will never say “I don’t know.”</w:t>
+      </w:r>
+      <w:r>
+        <w:t xml:space="preserve"> If they don’t know the answer, they’ll make something up that sounds completely plausible, with complete confidence, and they’ll never tell you they did it. This means verification is always your job.</w:t>
       </w:r>
     </w:p>
     <w:p>
@@ -276,87 +369,25 @@
         </w:numPr>
         <w:spacing w:after="100" w:line="276" w:lineRule="auto"/>
       </w:pPr>
-      <w:r>
-        <w:t xml:space="preserve">A much better strategy than asking AI to find sources for you is to </w:t>
-      </w:r>
       <w:r>
         <w:rPr>
           <w:b/>
           <w:bCs/>
         </w:rPr>
-        <w:t xml:space="preserve">give AI key initial sources that you identify yourself. </w:t>
-      </w:r>
-      <w:r>
-        <w:t xml:space="preserve">Upload actual PDFs of these sources and key passages into the </w:t>
-      </w:r>
-      <w:r>
-        <w:lastRenderedPageBreak/>
-        <w:t xml:space="preserve">conversation, and ask AI to help you analyze, compare, and synthesize that material. When AI works from text you’ve provided, it can’t fabricate what the source says — or at least, you can check immediately against the text. </w:t>
-      </w:r>
-    </w:p>
-    <w:p>
-      <w:pPr>
-        <w:pStyle w:val="ListParagraph"/>
-        <w:numPr>
-          <w:ilvl w:val="0"/>
-          <w:numId w:val="3"/>
-        </w:numPr>
-        <w:spacing w:after="100" w:line="276" w:lineRule="auto"/>
-      </w:pPr>
-      <w:r>
-        <w:t>It</w:t>
-      </w:r>
-      <w:r>
-        <w:t xml:space="preserve"> may be</w:t>
-      </w:r>
-      <w:r>
-        <w:t xml:space="preserve"> helpful to think of AI as 1,000 people working for you who are very energetic, </w:t>
-      </w:r>
-      <w:r>
-        <w:t xml:space="preserve">often do specific things well and very quickly, </w:t>
-      </w:r>
-      <w:r>
-        <w:t xml:space="preserve">but won’t do anything unless you explicitly tell them to. If you want them to do something non-obvious, you have to tell them what to do clearly enough that they will do what you want, and not misunderstand. You have to anticipate and identify what they haven’t understood or haven’t done correctly, and then get them to improve that until everything is done optimally. These workers also have a peculiar trait: </w:t>
+        <w:t xml:space="preserve">Decomposition: you’ve got to break down </w:t>
       </w:r>
       <w:r>
         <w:rPr>
           <w:b/>
           <w:bCs/>
         </w:rPr>
-        <w:t>they will never say “I don’t know.”</w:t>
-      </w:r>
-      <w:r>
-        <w:t xml:space="preserve"> If they don’t know the answer, they’ll make something up that sounds completely plausible, with complete confidence, and they’ll never tell you they did it. This means verification is always your job.</w:t>
-      </w:r>
-    </w:p>
-    <w:p>
-      <w:pPr>
-        <w:pStyle w:val="ListParagraph"/>
-        <w:numPr>
-          <w:ilvl w:val="0"/>
-          <w:numId w:val="3"/>
-        </w:numPr>
-        <w:spacing w:after="100" w:line="276" w:lineRule="auto"/>
-      </w:pPr>
+        <w:t xml:space="preserve">anything complex that you </w:t>
+      </w:r>
       <w:r>
         <w:rPr>
           <w:b/>
           <w:bCs/>
         </w:rPr>
-        <w:t xml:space="preserve">Decomposition: you’ve got to break down </w:t>
-      </w:r>
-      <w:r>
-        <w:rPr>
-          <w:b/>
-          <w:bCs/>
-        </w:rPr>
-        <w:t xml:space="preserve">anything complex that you </w:t>
-      </w:r>
-      <w:r>
-        <w:rPr>
-          <w:b/>
-          <w:bCs/>
-        </w:rPr>
         <w:t xml:space="preserve">want AI to do into steps. </w:t>
       </w:r>
       <w:r>
@@ -492,7 +523,11 @@
         <w:t xml:space="preserve">, but </w:t>
       </w:r>
       <w:r>
-        <w:t xml:space="preserve">you want to practice until you get to the point where </w:t>
+        <w:t xml:space="preserve">you want to practice until you get to the </w:t>
+      </w:r>
+      <w:r>
+        <w:lastRenderedPageBreak/>
+        <w:t xml:space="preserve">point where </w:t>
       </w:r>
       <w:r>
         <w:t xml:space="preserve">failure at prototyping in this way </w:t>
@@ -507,11 +542,7 @@
         <w:t>s</w:t>
       </w:r>
       <w:r>
-        <w:t xml:space="preserve"> comfortable and natural and even good, </w:t>
-      </w:r>
-      <w:r>
-        <w:lastRenderedPageBreak/>
-        <w:t>because you will be learning so much; this is a key ethos</w:t>
+        <w:t xml:space="preserve"> comfortable and natural and even good, because you will be learning so much; this is a key ethos</w:t>
       </w:r>
       <w:r>
         <w:t xml:space="preserve"> at places like Stanford</w:t>
@@ -546,6 +577,12 @@
     <w:p>
       <w:pPr>
         <w:pStyle w:val="ListParagraph"/>
+        <w:ind w:left="720"/>
+      </w:pPr>
+    </w:p>
+    <w:p>
+      <w:pPr>
+        <w:pStyle w:val="ListParagraph"/>
         <w:numPr>
           <w:ilvl w:val="0"/>
           <w:numId w:val="5"/>
@@ -683,11 +720,8 @@
         <w:spacing w:after="100" w:line="276" w:lineRule="auto"/>
       </w:pPr>
       <w:r>
-        <w:t xml:space="preserve">Ask AI to raise important objections to the arguments (and premises, and objections to arguments that you consider), and consider what replies might be given to those objections, and </w:t>
-      </w:r>
-      <w:r>
         <w:lastRenderedPageBreak/>
-        <w:t>suggest leading thinking about what the upshot is for what the most plausible way of thinking about things is. Very carefully think about and evaluate the reasoning AI suggests about the upshot, and then ask lots of follow up questions yourself, and think through it, aided by AI when necessary. But this part really needs to be controlled by you.</w:t>
+        <w:t>Ask AI to raise important objections to the arguments (and premises, and objections to arguments that you consider), and consider what replies might be given to those objections, and suggest leading thinking about what the upshot is for what the most plausible way of thinking about things is. Very carefully think about and evaluate the reasoning AI suggests about the upshot, and then ask lots of follow up questions yourself, and think through it, aided by AI when necessary. But this part really needs to be controlled by you.</w:t>
       </w:r>
     </w:p>
     <w:p>
@@ -722,49 +756,36 @@
         </w:rPr>
         <w:t>Remember: verify every citation exists before using it.</w:t>
       </w:r>
-    </w:p>
-    <w:p>
-      <w:pPr>
-        <w:pStyle w:val="Heading2"/>
-      </w:pPr>
-      <w:r>
-        <w:t>Quality Control Techniques</w:t>
-      </w:r>
-    </w:p>
-    <w:p>
-      <w:pPr>
-        <w:pStyle w:val="ListParagraph"/>
-        <w:numPr>
-          <w:ilvl w:val="0"/>
-          <w:numId w:val="8"/>
-        </w:numPr>
-        <w:spacing w:after="100" w:line="276" w:lineRule="auto"/>
-      </w:pPr>
-      <w:r>
-        <w:t>Read what AI comes up with in much the same way you would read a paper by a student here that you were tutoring, who you think is incredibly smart, but is — unbeknownst to them — a little bit too arrogant and overconfident and likely to make a few dumb mistakes, and likely to kiss up to you to try to get you not to notice their lazy mistakes. This person will also sometimes just totally make things up. When they do make mistakes, very politely and clearly tell them to fix them, and ask them to explain why they are saying anything that sound wild.</w:t>
-      </w:r>
-    </w:p>
-    <w:p>
-      <w:pPr>
-        <w:pStyle w:val="ListParagraph"/>
-        <w:numPr>
-          <w:ilvl w:val="0"/>
-          <w:numId w:val="8"/>
-        </w:numPr>
-        <w:spacing w:after="100" w:line="276" w:lineRule="auto"/>
-      </w:pPr>
       <w:r>
         <w:rPr>
           <w:b/>
           <w:bCs/>
         </w:rPr>
-        <w:t xml:space="preserve">Ask AI to critique its own output. </w:t>
-      </w:r>
-      <w:r>
-        <w:t>After getting a substantive response, follow up with: “Now critique what you just wrote. What are the weakest claims? Where might you be wrong? What important considerations are missing?” AI is often better at identifying flaws in existing text than avoiding them in initial generation. This is essentially free quality assurance.</w:t>
-      </w:r>
-      <w:r>
-        <w:t xml:space="preserve"> Then review yourself, and iterate from there.</w:t>
+        <w:t xml:space="preserve"> </w:t>
+      </w:r>
+      <w:r>
+        <w:t>Tell AI that your standards for peer reviewed research match mainstream science and top academic standards – so, for example, the most prestigious general science is disproportionately published in Science, Nature, PNAS, and then top disciplinary journals.</w:t>
+      </w:r>
+    </w:p>
+    <w:p>
+      <w:pPr>
+        <w:pStyle w:val="Heading2"/>
+      </w:pPr>
+      <w:r>
+        <w:t>Quality Control Techniques</w:t>
+      </w:r>
+    </w:p>
+    <w:p>
+      <w:pPr>
+        <w:pStyle w:val="ListParagraph"/>
+        <w:numPr>
+          <w:ilvl w:val="0"/>
+          <w:numId w:val="8"/>
+        </w:numPr>
+        <w:spacing w:after="100" w:line="276" w:lineRule="auto"/>
+      </w:pPr>
+      <w:r>
+        <w:t>Read what AI comes up with in much the same way you would read a paper by a student here that you were tutoring, who you think is incredibly smart, but is — unbeknownst to them — a little bit too arrogant and overconfident and likely to make a few dumb mistakes, and likely to kiss up to you to try to get you not to notice their lazy mistakes. This person will also sometimes just totally make things up. When they do make mistakes, very politely and clearly tell them to fix them, and ask them to explain why they are saying anything that sound wild.</w:t>
       </w:r>
     </w:p>
     <w:p>
@@ -781,10 +802,13 @@
           <w:b/>
           <w:bCs/>
         </w:rPr>
-        <w:t xml:space="preserve">Periodically as a further step (or before finalizing a product), use AI to verify AI. </w:t>
-      </w:r>
-      <w:r>
-        <w:t>Take key claims from one AI conversation and check them in a separate, fresh conversation — or better yet, a different model. The second conversation doesn’t share the first one’s context or commitments, so it’s more likely to push back on errors. This is cheap and catches a surprising number of mistakes.</w:t>
+        <w:t xml:space="preserve">Ask AI to critique its own output. </w:t>
+      </w:r>
+      <w:r>
+        <w:t>After getting a substantive response, follow up with: “Now critique what you just wrote. What are the weakest claims? Where might you be wrong? What important considerations are missing?” AI is often better at identifying flaws in existing text than avoiding them in initial generation. This is essentially free quality assurance.</w:t>
+      </w:r>
+      <w:r>
+        <w:t xml:space="preserve"> Then review yourself, and iterate from there.</w:t>
       </w:r>
     </w:p>
     <w:p>
@@ -801,6 +825,26 @@
           <w:b/>
           <w:bCs/>
         </w:rPr>
+        <w:t xml:space="preserve">Periodically as a further step (or before finalizing a product), use AI to verify AI. </w:t>
+      </w:r>
+      <w:r>
+        <w:t>Take key claims from one AI conversation and check them in a separate, fresh conversation — or better yet, a different model. The second conversation doesn’t share the first one’s context or commitments, so it’s more likely to push back on errors. This is cheap and catches a surprising number of mistakes.</w:t>
+      </w:r>
+    </w:p>
+    <w:p>
+      <w:pPr>
+        <w:pStyle w:val="ListParagraph"/>
+        <w:numPr>
+          <w:ilvl w:val="0"/>
+          <w:numId w:val="8"/>
+        </w:numPr>
+        <w:spacing w:after="100" w:line="276" w:lineRule="auto"/>
+      </w:pPr>
+      <w:r>
+        <w:rPr>
+          <w:b/>
+          <w:bCs/>
+        </w:rPr>
         <w:t xml:space="preserve">Ask AI to state its uncertainty. </w:t>
       </w:r>
       <w:r>
@@ -812,6 +856,7 @@
         <w:pStyle w:val="Heading1"/>
       </w:pPr>
       <w:r>
+        <w:lastRenderedPageBreak/>
         <w:t>Other Thoughts from Others</w:t>
       </w:r>
     </w:p>
@@ -829,7 +874,13 @@
         <w:t xml:space="preserve"> from other sources</w:t>
       </w:r>
       <w:r>
-        <w:t xml:space="preserve"> (a few of the ideas above are from others too, although I wrote the first draft)</w:t>
+        <w:t xml:space="preserve"> (a few of the ideas above are from others too, </w:t>
+      </w:r>
+      <w:r>
+        <w:t>although most are from me</w:t>
+      </w:r>
+      <w:r>
+        <w:t>)</w:t>
       </w:r>
       <w:r>
         <w:t>. Consider reading other helpful materials too</w:t>
@@ -843,7 +894,6 @@
         <w:pStyle w:val="Heading1"/>
       </w:pPr>
       <w:r>
-        <w:lastRenderedPageBreak/>
         <w:t>What AI Is Systematically Bad At</w:t>
       </w:r>
     </w:p>
@@ -1103,6 +1153,7 @@
           <w:sz w:val="24"/>
           <w:szCs w:val="24"/>
         </w:rPr>
+        <w:lastRenderedPageBreak/>
         <w:t>2. Effective Writing Stages for AI</w:t>
       </w:r>
     </w:p>
@@ -1153,7 +1204,6 @@
           <w:sz w:val="24"/>
           <w:szCs w:val="24"/>
         </w:rPr>
-        <w:lastRenderedPageBreak/>
         <w:t>Outlining &amp; Structuring: Ask AI to propose alternative outlines or help organize your notes into a logical argument structure.</w:t>
       </w:r>
     </w:p>
@@ -1383,6 +1433,9 @@
       <w:pPr>
         <w:spacing w:after="100" w:line="276" w:lineRule="auto"/>
       </w:pPr>
+      <w:r>
+        <w:t>v1.0</w:t>
+      </w:r>
     </w:p>
     <w:p>
       <w:pPr>
